--- a/小野町_引継ぎ_整理済/17_業務進捗管理/小野町_ペンディング整理と作業順位_20261007.docx
+++ b/小野町_引継ぎ_整理済/17_業務進捗管理/小野町_ペンディング整理と作業順位_20261007.docx
@@ -1479,7 +1479,7 @@
           <w:i w:val="0"/>
           <w:sz w:val="21"/>
         </w:rPr>
-        <w:t>町・国・県の回答を待たずに進められる作業は20件・53.5時間分あり、うち16件（41.5時間）が令和8年10月7日までに済んでいます。</w:t>
+        <w:t>町・国・県の回答を待たずに進められる作業は20件・53.5時間分あり、うち17件（43.5時間）が令和8年10月7日までに済んでいます。</w:t>
       </w:r>
       <w:r>
         <w:rPr>
@@ -1488,7 +1488,7 @@
           <w:i w:val="0"/>
           <w:sz w:val="21"/>
         </w:rPr>
-        <w:t>令和8年10月8日は残り4件のうち3件（6.0時間）に着手します。</w:t>
+        <w:t>令和8年10月8日は残り3件のうち2件（4.0時間）に着手します。</w:t>
       </w:r>
     </w:p>
     <w:p>
@@ -1502,7 +1502,7 @@
           <w:i w:val="0"/>
           <w:sz w:val="21"/>
         </w:rPr>
-        <w:t>進捗の乖離を測ったところ、高齢者計画は予定より+14.9ポイント、障がい計画は+0.8ポイントでした。</w:t>
+        <w:t>進捗の乖離を測ったところ、高齢者計画は予定より+14.9ポイント、障がい計画は+2.0ポイントでした。</w:t>
       </w:r>
       <w:r>
         <w:rPr>
@@ -18947,7 +18947,7 @@
                 <w:i w:val="0"/>
                 <w:sz w:val="17"/>
               </w:rPr>
-              <w:t>52.6％</w:t>
+              <w:t>53.8％</w:t>
             </w:r>
           </w:p>
         </w:tc>
@@ -18968,7 +18968,7 @@
                 <w:i w:val="0"/>
                 <w:sz w:val="17"/>
               </w:rPr>
-              <w:t>+0.8pt</w:t>
+              <w:t>+2.0pt</w:t>
             </w:r>
           </w:p>
         </w:tc>
@@ -19010,7 +19010,7 @@
                 <w:i w:val="0"/>
                 <w:sz w:val="17"/>
               </w:rPr>
-              <w:t>3件</w:t>
+              <w:t>2件</w:t>
             </w:r>
           </w:p>
         </w:tc>
@@ -19065,7 +19065,7 @@
           <w:i w:val="0"/>
           <w:sz w:val="21"/>
         </w:rPr>
-        <w:t>一方で障がい計画は+0.8ポイント下回っており、こちらが本業務全体の弱いところです。</w:t>
+        <w:t>一方で障がい計画は+2.0ポイント下回っており、こちらが本業務全体の弱いところです。</w:t>
       </w:r>
     </w:p>
     <w:p>
@@ -20702,7 +20702,7 @@
           <w:color w:val="1F4D78"/>
           <w:sz w:val="22"/>
         </w:rPr>
-        <w:t>障がい計画（9件）</w:t>
+        <w:t>障がい計画（8件）</w:t>
       </w:r>
     </w:p>
     <w:tbl>
@@ -22091,170 +22091,6 @@
                 <w:sz w:val="17"/>
               </w:rPr>
               <w:t>全数配布か標本抽出かで経年比較の可否が決まる（依頼票D5）</w:t>
-            </w:r>
-          </w:p>
-        </w:tc>
-      </w:tr>
-      <w:tr>
-        <w:tc>
-          <w:tcPr>
-            <w:tcW w:type="dxa" w:w="510"/>
-            <w:vAlign w:val="center"/>
-          </w:tcPr>
-          <w:p>
-            <w:pPr>
-              <w:spacing w:before="20" w:after="20"/>
-            </w:pPr>
-            <w:r>
-              <w:rPr>
-                <w:rFonts w:ascii="游ゴシック" w:hAnsi="游ゴシック" w:eastAsia="游ゴシック"/>
-                <w:b w:val="0"/>
-                <w:i w:val="0"/>
-                <w:sz w:val="17"/>
-              </w:rPr>
-              <w:t>2-15</w:t>
-            </w:r>
-          </w:p>
-        </w:tc>
-        <w:tc>
-          <w:tcPr>
-            <w:tcW w:type="dxa" w:w="1928"/>
-            <w:vAlign w:val="center"/>
-          </w:tcPr>
-          <w:p>
-            <w:pPr>
-              <w:spacing w:before="20" w:after="20"/>
-            </w:pPr>
-            <w:r>
-              <w:rPr>
-                <w:rFonts w:ascii="游ゴシック" w:hAnsi="游ゴシック" w:eastAsia="游ゴシック"/>
-                <w:b w:val="0"/>
-                <w:i w:val="0"/>
-                <w:sz w:val="17"/>
-              </w:rPr>
-              <w:t>介護保険の利用の有無による問31の再集計</w:t>
-            </w:r>
-          </w:p>
-        </w:tc>
-        <w:tc>
-          <w:tcPr>
-            <w:tcW w:type="dxa" w:w="850"/>
-            <w:vAlign w:val="center"/>
-          </w:tcPr>
-          <w:p>
-            <w:pPr>
-              <w:spacing w:before="20" w:after="20"/>
-            </w:pPr>
-            <w:r>
-              <w:rPr>
-                <w:rFonts w:ascii="游ゴシック" w:hAnsi="游ゴシック" w:eastAsia="游ゴシック"/>
-                <w:b w:val="0"/>
-                <w:i w:val="0"/>
-                <w:sz w:val="17"/>
-              </w:rPr>
-              <w:t>受託者</w:t>
-            </w:r>
-          </w:p>
-        </w:tc>
-        <w:tc>
-          <w:tcPr>
-            <w:tcW w:type="dxa" w:w="850"/>
-            <w:vAlign w:val="center"/>
-          </w:tcPr>
-          <w:p>
-            <w:pPr>
-              <w:spacing w:before="20" w:after="20"/>
-            </w:pPr>
-            <w:r>
-              <w:rPr>
-                <w:rFonts w:ascii="游ゴシック" w:hAnsi="游ゴシック" w:eastAsia="游ゴシック"/>
-                <w:b w:val="0"/>
-                <w:i w:val="0"/>
-                <w:sz w:val="17"/>
-              </w:rPr>
-              <w:t>2026-10</w:t>
-            </w:r>
-          </w:p>
-        </w:tc>
-        <w:tc>
-          <w:tcPr>
-            <w:tcW w:type="dxa" w:w="624"/>
-            <w:vAlign w:val="center"/>
-          </w:tcPr>
-          <w:p>
-            <w:pPr>
-              <w:spacing w:before="20" w:after="20"/>
-              <w:jc w:val="right"/>
-            </w:pPr>
-            <w:r>
-              <w:rPr>
-                <w:rFonts w:ascii="游ゴシック" w:hAnsi="游ゴシック" w:eastAsia="游ゴシック"/>
-                <w:b w:val="0"/>
-                <w:i w:val="0"/>
-                <w:sz w:val="17"/>
-              </w:rPr>
-              <w:t>0％</w:t>
-            </w:r>
-          </w:p>
-        </w:tc>
-        <w:tc>
-          <w:tcPr>
-            <w:tcW w:type="dxa" w:w="624"/>
-            <w:vAlign w:val="center"/>
-          </w:tcPr>
-          <w:p>
-            <w:pPr>
-              <w:spacing w:before="20" w:after="20"/>
-              <w:jc w:val="right"/>
-            </w:pPr>
-            <w:r>
-              <w:rPr>
-                <w:rFonts w:ascii="游ゴシック" w:hAnsi="游ゴシック" w:eastAsia="游ゴシック"/>
-                <w:b w:val="0"/>
-                <w:i w:val="0"/>
-                <w:sz w:val="17"/>
-              </w:rPr>
-              <w:t>20％</w:t>
-            </w:r>
-          </w:p>
-        </w:tc>
-        <w:tc>
-          <w:tcPr>
-            <w:tcW w:type="dxa" w:w="1134"/>
-            <w:vAlign w:val="center"/>
-          </w:tcPr>
-          <w:p>
-            <w:pPr>
-              <w:spacing w:before="20" w:after="20"/>
-            </w:pPr>
-            <w:r>
-              <w:rPr>
-                <w:rFonts w:ascii="游ゴシック" w:hAnsi="游ゴシック" w:eastAsia="游ゴシック"/>
-                <w:b w:val="0"/>
-                <w:i w:val="0"/>
-                <w:sz w:val="17"/>
-              </w:rPr>
-              <w:t>遅れ</w:t>
-            </w:r>
-          </w:p>
-        </w:tc>
-        <w:tc>
-          <w:tcPr>
-            <w:tcW w:type="dxa" w:w="3231"/>
-            <w:vAlign w:val="center"/>
-          </w:tcPr>
-          <w:p>
-            <w:pPr>
-              <w:spacing w:before="20" w:after="20"/>
-            </w:pPr>
-            <w:r>
-              <w:rPr>
-                <w:rFonts w:ascii="游ゴシック" w:hAnsi="游ゴシック" w:eastAsia="游ゴシック"/>
-                <w:b/>
-                <w:i w:val="0"/>
-                <w:sz w:val="17"/>
-              </w:rPr>
-              <w:t>なし（当方で実施可能）</w:t>
             </w:r>
           </w:p>
         </w:tc>
@@ -22458,7 +22294,7 @@
           <w:i w:val="0"/>
           <w:sz w:val="21"/>
         </w:rPr>
-        <w:t>障がい計画の遅れ9件は、すべて町からの3点に連なっています。</w:t>
+        <w:t>障がい計画の遅れ8件は、すべて町からの3点に連なっています。</w:t>
       </w:r>
       <w:r>
         <w:rPr>
@@ -22635,7 +22471,7 @@
           <w:i w:val="0"/>
           <w:sz w:val="21"/>
         </w:rPr>
-        <w:t>うち16件・41.5時間は令和8年10月7日までに済みました。</w:t>
+        <w:t>うち17件・43.5時間は令和8年10月7日までに済みました。</w:t>
       </w:r>
       <w:r>
         <w:rPr>
@@ -25029,7 +24865,7 @@
                 <w:i w:val="0"/>
                 <w:sz w:val="17"/>
               </w:rPr>
-              <w:t>T14</w:t>
+              <w:t>T19</w:t>
             </w:r>
           </w:p>
         </w:tc>
@@ -25049,7 +24885,7 @@
                 <w:i w:val="0"/>
                 <w:sz w:val="17"/>
               </w:rPr>
-              <w:t>一次資料との突合の対象を広げる</w:t>
+              <w:t>問31と給付実績の食い違いの切り分け（周辺度数まで）</w:t>
             </w:r>
           </w:p>
         </w:tc>
@@ -25069,16 +24905,25 @@
                 <w:i w:val="0"/>
                 <w:sz w:val="17"/>
               </w:rPr>
-              <w:t>原本（年報・国保連月報・交付金の集計表・総合事業ワークシート）が手元にある。</w:t>
-            </w:r>
-            <w:r>
-              <w:rPr>
-                <w:rFonts w:ascii="游ゴシック" w:hAnsi="游ゴシック" w:eastAsia="游ゴシック"/>
-                <w:b w:val="0"/>
-                <w:i w:val="0"/>
-                <w:sz w:val="17"/>
-              </w:rPr>
-              <w:t>現在の286件は調査結果報告書と年報が主で、月報・交付金集計表からの数値は一部しか照合していない</w:t>
+              <w:t>周辺度数（それぞれの設問の合計）だけでも、取り違え仮説が人数として成立しうるかは測れる。</w:t>
+            </w:r>
+            <w:r>
+              <w:rPr>
+                <w:rFonts w:ascii="游ゴシック" w:hAnsi="游ゴシック" w:eastAsia="游ゴシック"/>
+                <w:b w:val="0"/>
+                <w:i w:val="0"/>
+                <w:sz w:val="17"/>
+              </w:rPr>
+              <w:t>個票がないためクロス集計はできないが、</w:t>
+            </w:r>
+            <w:r>
+              <w:rPr>
+                <w:rFonts w:ascii="游ゴシック" w:hAnsi="游ゴシック" w:eastAsia="游ゴシック"/>
+                <w:b/>
+                <w:i w:val="0"/>
+                <w:sz w:val="17"/>
+              </w:rPr>
+              <w:t>取り違えでは説明できない分を切り出すところまでは当方で完結する</w:t>
             </w:r>
           </w:p>
         </w:tc>
@@ -25119,7 +24964,7 @@
                 <w:i w:val="0"/>
                 <w:sz w:val="17"/>
               </w:rPr>
-              <w:t>10月8日（木）</w:t>
+              <w:t>10月7日（水）</w:t>
             </w:r>
           </w:p>
         </w:tc>
@@ -25135,11 +24980,11 @@
             <w:r>
               <w:rPr>
                 <w:rFonts w:ascii="游ゴシック" w:hAnsi="游ゴシック" w:eastAsia="游ゴシック"/>
-                <w:b w:val="0"/>
-                <w:i w:val="0"/>
-                <w:sz w:val="17"/>
-              </w:rPr>
-              <w:t>未着手</w:t>
+                <w:b/>
+                <w:i w:val="0"/>
+                <w:sz w:val="17"/>
+              </w:rPr>
+              <w:t>完了（10月7日（水））</w:t>
             </w:r>
           </w:p>
         </w:tc>
@@ -25161,7 +25006,7 @@
                 <w:i w:val="0"/>
                 <w:sz w:val="17"/>
               </w:rPr>
-              <w:t>T19</w:t>
+              <w:t>T14</w:t>
             </w:r>
           </w:p>
         </w:tc>
@@ -25181,7 +25026,7 @@
                 <w:i w:val="0"/>
                 <w:sz w:val="17"/>
               </w:rPr>
-              <w:t>介護保険の利用の有無による問31の再集計</w:t>
+              <w:t>一次資料との突合の対象を広げる</w:t>
             </w:r>
           </w:p>
         </w:tc>
@@ -25201,25 +25046,16 @@
                 <w:i w:val="0"/>
                 <w:sz w:val="17"/>
               </w:rPr>
-              <w:t>T18で必要と判定した。既存データでできるため追加調査が要らない。</w:t>
-            </w:r>
-            <w:r>
-              <w:rPr>
-                <w:rFonts w:ascii="游ゴシック" w:hAnsi="游ゴシック" w:eastAsia="游ゴシック"/>
-                <w:b w:val="0"/>
-                <w:i w:val="0"/>
-                <w:sz w:val="17"/>
-              </w:rPr>
-              <w:t>調査の「現在利用」が給付実績と合っていない原因が、介護保険との取り違えで説明できるかを確かめる。</w:t>
-            </w:r>
-            <w:r>
-              <w:rPr>
-                <w:rFonts w:ascii="游ゴシック" w:hAnsi="游ゴシック" w:eastAsia="游ゴシック"/>
-                <w:b/>
-                <w:i w:val="0"/>
-                <w:sz w:val="17"/>
-              </w:rPr>
-              <w:t>結果によって短期入所の照会の主題が変わるため、照会より先に行う</w:t>
+              <w:t>原本（年報・国保連月報・交付金の集計表・総合事業ワークシート）が手元にある。</w:t>
+            </w:r>
+            <w:r>
+              <w:rPr>
+                <w:rFonts w:ascii="游ゴシック" w:hAnsi="游ゴシック" w:eastAsia="游ゴシック"/>
+                <w:b w:val="0"/>
+                <w:i w:val="0"/>
+                <w:sz w:val="17"/>
+              </w:rPr>
+              <w:t>現在の286件は調査結果報告書と年報が主で、月報・交付金集計表からの数値は一部しか照合していない</w:t>
             </w:r>
           </w:p>
         </w:tc>
@@ -25602,7 +25438,7 @@
           <w:i w:val="0"/>
           <w:sz w:val="21"/>
         </w:rPr>
-        <w:t>3件・6.0時間。いずれも外部の回答を要しません。</w:t>
+        <w:t>2件・4.0時間。いずれも外部の回答を要しません。</w:t>
       </w:r>
       <w:r>
         <w:rPr>
@@ -25921,128 +25757,6 @@
                 <w:sz w:val="17"/>
               </w:rPr>
               <w:t>2</w:t>
-            </w:r>
-          </w:p>
-        </w:tc>
-        <w:tc>
-          <w:tcPr>
-            <w:tcW w:type="dxa" w:w="567"/>
-            <w:vAlign w:val="center"/>
-          </w:tcPr>
-          <w:p>
-            <w:pPr>
-              <w:spacing w:before="20" w:after="20"/>
-            </w:pPr>
-            <w:r>
-              <w:rPr>
-                <w:rFonts w:ascii="游ゴシック" w:hAnsi="游ゴシック" w:eastAsia="游ゴシック"/>
-                <w:b w:val="0"/>
-                <w:i w:val="0"/>
-                <w:sz w:val="17"/>
-              </w:rPr>
-              <w:t>T19</w:t>
-            </w:r>
-          </w:p>
-        </w:tc>
-        <w:tc>
-          <w:tcPr>
-            <w:tcW w:type="dxa" w:w="2268"/>
-            <w:vAlign w:val="center"/>
-          </w:tcPr>
-          <w:p>
-            <w:pPr>
-              <w:spacing w:before="20" w:after="20"/>
-            </w:pPr>
-            <w:r>
-              <w:rPr>
-                <w:rFonts w:ascii="游ゴシック" w:hAnsi="游ゴシック" w:eastAsia="游ゴシック"/>
-                <w:b w:val="0"/>
-                <w:i w:val="0"/>
-                <w:sz w:val="17"/>
-              </w:rPr>
-              <w:t>介護保険の利用の有無による問31の再集計</w:t>
-            </w:r>
-          </w:p>
-        </w:tc>
-        <w:tc>
-          <w:tcPr>
-            <w:tcW w:type="dxa" w:w="680"/>
-            <w:vAlign w:val="center"/>
-          </w:tcPr>
-          <w:p>
-            <w:pPr>
-              <w:spacing w:before="20" w:after="20"/>
-              <w:jc w:val="right"/>
-            </w:pPr>
-            <w:r>
-              <w:rPr>
-                <w:rFonts w:ascii="游ゴシック" w:hAnsi="游ゴシック" w:eastAsia="游ゴシック"/>
-                <w:b w:val="0"/>
-                <w:i w:val="0"/>
-                <w:sz w:val="17"/>
-              </w:rPr>
-              <w:t>2.0</w:t>
-            </w:r>
-          </w:p>
-        </w:tc>
-        <w:tc>
-          <w:tcPr>
-            <w:tcW w:type="dxa" w:w="5726"/>
-            <w:vAlign w:val="center"/>
-          </w:tcPr>
-          <w:p>
-            <w:pPr>
-              <w:spacing w:before="20" w:after="20"/>
-            </w:pPr>
-            <w:r>
-              <w:rPr>
-                <w:rFonts w:ascii="游ゴシック" w:hAnsi="游ゴシック" w:eastAsia="游ゴシック"/>
-                <w:b/>
-                <w:i w:val="0"/>
-                <w:sz w:val="17"/>
-              </w:rPr>
-              <w:t>T18で必要と判定した。既存データでできるため追加調査が要らない。</w:t>
-            </w:r>
-            <w:r>
-              <w:rPr>
-                <w:rFonts w:ascii="游ゴシック" w:hAnsi="游ゴシック" w:eastAsia="游ゴシック"/>
-                <w:b/>
-                <w:i w:val="0"/>
-                <w:sz w:val="17"/>
-              </w:rPr>
-              <w:t>結果によって短期入所の照会の主題が変わるため、照会より先に行う</w:t>
-            </w:r>
-            <w:r>
-              <w:rPr>
-                <w:rFonts w:ascii="游ゴシック" w:hAnsi="游ゴシック" w:eastAsia="游ゴシック"/>
-                <w:b w:val="0"/>
-                <w:i w:val="0"/>
-                <w:sz w:val="17"/>
-              </w:rPr>
-              <w:t>（意向67人が介護保険を指しているなら、照会は「障がい福祉の短期入所をなぜ誰も使っていないのか」になる）</w:t>
-            </w:r>
-          </w:p>
-        </w:tc>
-      </w:tr>
-      <w:tr>
-        <w:tc>
-          <w:tcPr>
-            <w:tcW w:type="dxa" w:w="510"/>
-            <w:vAlign w:val="center"/>
-          </w:tcPr>
-          <w:p>
-            <w:pPr>
-              <w:spacing w:before="20" w:after="20"/>
-              <w:jc w:val="right"/>
-            </w:pPr>
-            <w:r>
-              <w:rPr>
-                <w:rFonts w:ascii="游ゴシック" w:hAnsi="游ゴシック" w:eastAsia="游ゴシック"/>
-                <w:b w:val="0"/>
-                <w:i w:val="0"/>
-                <w:sz w:val="17"/>
-              </w:rPr>
-              <w:t>3</w:t>
             </w:r>
           </w:p>
         </w:tc>

--- a/小野町_引継ぎ_整理済/17_業務進捗管理/小野町_ペンディング整理と作業順位_20261007.docx
+++ b/小野町_引継ぎ_整理済/17_業務進捗管理/小野町_ペンディング整理と作業順位_20261007.docx
@@ -1479,7 +1479,7 @@
           <w:i w:val="0"/>
           <w:sz w:val="21"/>
         </w:rPr>
-        <w:t>町・国・県の回答を待たずに進められる作業は20件・53.5時間分あり、うち17件（43.5時間）が令和8年10月7日までに済んでいます。</w:t>
+        <w:t>町・国・県の回答を待たずに進められる作業は20件・53.5時間分あり、うち18件（45.5時間）が令和8年10月7日までに済んでいます。</w:t>
       </w:r>
       <w:r>
         <w:rPr>
@@ -1488,7 +1488,7 @@
           <w:i w:val="0"/>
           <w:sz w:val="21"/>
         </w:rPr>
-        <w:t>令和8年10月8日は残り3件のうち2件（4.0時間）に着手します。</w:t>
+        <w:t>令和8年10月8日は残り2件のうち1件（2.0時間）に着手します。</w:t>
       </w:r>
     </w:p>
     <w:p>
@@ -1502,7 +1502,7 @@
           <w:i w:val="0"/>
           <w:sz w:val="21"/>
         </w:rPr>
-        <w:t>進捗の乖離を測ったところ、高齢者計画は予定より+14.9ポイント、障がい計画は+2.0ポイントでした。</w:t>
+        <w:t>進捗の乖離を測ったところ、高齢者計画は予定より+14.9ポイント、障がい計画は+3.7ポイントでした。</w:t>
       </w:r>
       <w:r>
         <w:rPr>
@@ -18947,7 +18947,7 @@
                 <w:i w:val="0"/>
                 <w:sz w:val="17"/>
               </w:rPr>
-              <w:t>53.8％</w:t>
+              <w:t>55.5％</w:t>
             </w:r>
           </w:p>
         </w:tc>
@@ -18968,7 +18968,7 @@
                 <w:i w:val="0"/>
                 <w:sz w:val="17"/>
               </w:rPr>
-              <w:t>+2.0pt</w:t>
+              <w:t>+3.7pt</w:t>
             </w:r>
           </w:p>
         </w:tc>
@@ -19010,7 +19010,7 @@
                 <w:i w:val="0"/>
                 <w:sz w:val="17"/>
               </w:rPr>
-              <w:t>2件</w:t>
+              <w:t>1件</w:t>
             </w:r>
           </w:p>
         </w:tc>
@@ -19065,7 +19065,7 @@
           <w:i w:val="0"/>
           <w:sz w:val="21"/>
         </w:rPr>
-        <w:t>一方で障がい計画は+2.0ポイント下回っており、こちらが本業務全体の弱いところです。</w:t>
+        <w:t>一方で障がい計画は+3.7ポイント下回っており、こちらが本業務全体の弱いところです。</w:t>
       </w:r>
     </w:p>
     <w:p>
@@ -20702,7 +20702,7 @@
           <w:color w:val="1F4D78"/>
           <w:sz w:val="22"/>
         </w:rPr>
-        <w:t>障がい計画（8件）</w:t>
+        <w:t>障がい計画（7件）</w:t>
       </w:r>
     </w:p>
     <w:tbl>
@@ -22091,170 +22091,6 @@
                 <w:sz w:val="17"/>
               </w:rPr>
               <w:t>全数配布か標本抽出かで経年比較の可否が決まる（依頼票D5）</w:t>
-            </w:r>
-          </w:p>
-        </w:tc>
-      </w:tr>
-      <w:tr>
-        <w:tc>
-          <w:tcPr>
-            <w:tcW w:type="dxa" w:w="510"/>
-            <w:vAlign w:val="center"/>
-          </w:tcPr>
-          <w:p>
-            <w:pPr>
-              <w:spacing w:before="20" w:after="20"/>
-            </w:pPr>
-            <w:r>
-              <w:rPr>
-                <w:rFonts w:ascii="游ゴシック" w:hAnsi="游ゴシック" w:eastAsia="游ゴシック"/>
-                <w:b w:val="0"/>
-                <w:i w:val="0"/>
-                <w:sz w:val="17"/>
-              </w:rPr>
-              <w:t>2-16</w:t>
-            </w:r>
-          </w:p>
-        </w:tc>
-        <w:tc>
-          <w:tcPr>
-            <w:tcW w:type="dxa" w:w="1928"/>
-            <w:vAlign w:val="center"/>
-          </w:tcPr>
-          <w:p>
-            <w:pPr>
-              <w:spacing w:before="20" w:after="20"/>
-            </w:pPr>
-            <w:r>
-              <w:rPr>
-                <w:rFonts w:ascii="游ゴシック" w:hAnsi="游ゴシック" w:eastAsia="游ゴシック"/>
-                <w:b w:val="0"/>
-                <w:i w:val="0"/>
-                <w:sz w:val="17"/>
-              </w:rPr>
-              <w:t>確認票の2枚化（町向け・事業所向け）</w:t>
-            </w:r>
-          </w:p>
-        </w:tc>
-        <w:tc>
-          <w:tcPr>
-            <w:tcW w:type="dxa" w:w="850"/>
-            <w:vAlign w:val="center"/>
-          </w:tcPr>
-          <w:p>
-            <w:pPr>
-              <w:spacing w:before="20" w:after="20"/>
-            </w:pPr>
-            <w:r>
-              <w:rPr>
-                <w:rFonts w:ascii="游ゴシック" w:hAnsi="游ゴシック" w:eastAsia="游ゴシック"/>
-                <w:b w:val="0"/>
-                <w:i w:val="0"/>
-                <w:sz w:val="17"/>
-              </w:rPr>
-              <w:t>受託者</w:t>
-            </w:r>
-          </w:p>
-        </w:tc>
-        <w:tc>
-          <w:tcPr>
-            <w:tcW w:type="dxa" w:w="850"/>
-            <w:vAlign w:val="center"/>
-          </w:tcPr>
-          <w:p>
-            <w:pPr>
-              <w:spacing w:before="20" w:after="20"/>
-            </w:pPr>
-            <w:r>
-              <w:rPr>
-                <w:rFonts w:ascii="游ゴシック" w:hAnsi="游ゴシック" w:eastAsia="游ゴシック"/>
-                <w:b w:val="0"/>
-                <w:i w:val="0"/>
-                <w:sz w:val="17"/>
-              </w:rPr>
-              <w:t>2026-10</w:t>
-            </w:r>
-          </w:p>
-        </w:tc>
-        <w:tc>
-          <w:tcPr>
-            <w:tcW w:type="dxa" w:w="624"/>
-            <w:vAlign w:val="center"/>
-          </w:tcPr>
-          <w:p>
-            <w:pPr>
-              <w:spacing w:before="20" w:after="20"/>
-              <w:jc w:val="right"/>
-            </w:pPr>
-            <w:r>
-              <w:rPr>
-                <w:rFonts w:ascii="游ゴシック" w:hAnsi="游ゴシック" w:eastAsia="游ゴシック"/>
-                <w:b w:val="0"/>
-                <w:i w:val="0"/>
-                <w:sz w:val="17"/>
-              </w:rPr>
-              <w:t>0％</w:t>
-            </w:r>
-          </w:p>
-        </w:tc>
-        <w:tc>
-          <w:tcPr>
-            <w:tcW w:type="dxa" w:w="624"/>
-            <w:vAlign w:val="center"/>
-          </w:tcPr>
-          <w:p>
-            <w:pPr>
-              <w:spacing w:before="20" w:after="20"/>
-              <w:jc w:val="right"/>
-            </w:pPr>
-            <w:r>
-              <w:rPr>
-                <w:rFonts w:ascii="游ゴシック" w:hAnsi="游ゴシック" w:eastAsia="游ゴシック"/>
-                <w:b w:val="0"/>
-                <w:i w:val="0"/>
-                <w:sz w:val="17"/>
-              </w:rPr>
-              <w:t>20％</w:t>
-            </w:r>
-          </w:p>
-        </w:tc>
-        <w:tc>
-          <w:tcPr>
-            <w:tcW w:type="dxa" w:w="1134"/>
-            <w:vAlign w:val="center"/>
-          </w:tcPr>
-          <w:p>
-            <w:pPr>
-              <w:spacing w:before="20" w:after="20"/>
-            </w:pPr>
-            <w:r>
-              <w:rPr>
-                <w:rFonts w:ascii="游ゴシック" w:hAnsi="游ゴシック" w:eastAsia="游ゴシック"/>
-                <w:b w:val="0"/>
-                <w:i w:val="0"/>
-                <w:sz w:val="17"/>
-              </w:rPr>
-              <w:t>遅れ</w:t>
-            </w:r>
-          </w:p>
-        </w:tc>
-        <w:tc>
-          <w:tcPr>
-            <w:tcW w:type="dxa" w:w="3231"/>
-            <w:vAlign w:val="center"/>
-          </w:tcPr>
-          <w:p>
-            <w:pPr>
-              <w:spacing w:before="20" w:after="20"/>
-            </w:pPr>
-            <w:r>
-              <w:rPr>
-                <w:rFonts w:ascii="游ゴシック" w:hAnsi="游ゴシック" w:eastAsia="游ゴシック"/>
-                <w:b w:val="0"/>
-                <w:i w:val="0"/>
-                <w:sz w:val="17"/>
-              </w:rPr>
-              <w:t>2-15の結果（短期入所の照会の主題が変わる）</w:t>
             </w:r>
           </w:p>
         </w:tc>
@@ -22294,7 +22130,7 @@
           <w:i w:val="0"/>
           <w:sz w:val="21"/>
         </w:rPr>
-        <w:t>障がい計画の遅れ8件は、すべて町からの3点に連なっています。</w:t>
+        <w:t>障がい計画の遅れ7件は、すべて町からの3点に連なっています。</w:t>
       </w:r>
       <w:r>
         <w:rPr>
@@ -22471,7 +22307,7 @@
           <w:i w:val="0"/>
           <w:sz w:val="21"/>
         </w:rPr>
-        <w:t>うち17件・43.5時間は令和8年10月7日までに済みました。</w:t>
+        <w:t>うち18件・45.5時間は令和8年10月7日までに済みました。</w:t>
       </w:r>
       <w:r>
         <w:rPr>
@@ -25006,7 +24842,7 @@
                 <w:i w:val="0"/>
                 <w:sz w:val="17"/>
               </w:rPr>
-              <w:t>T14</w:t>
+              <w:t>T20</w:t>
             </w:r>
           </w:p>
         </w:tc>
@@ -25026,7 +24862,7 @@
                 <w:i w:val="0"/>
                 <w:sz w:val="17"/>
               </w:rPr>
-              <w:t>一次資料との突合の対象を広げる</w:t>
+              <w:t>確認票の2枚化（町向け・事業所向け）</w:t>
             </w:r>
           </w:p>
         </w:tc>
@@ -25046,16 +24882,16 @@
                 <w:i w:val="0"/>
                 <w:sz w:val="17"/>
               </w:rPr>
-              <w:t>原本（年報・国保連月報・交付金の集計表・総合事業ワークシート）が手元にある。</w:t>
-            </w:r>
-            <w:r>
-              <w:rPr>
-                <w:rFonts w:ascii="游ゴシック" w:hAnsi="游ゴシック" w:eastAsia="游ゴシック"/>
-                <w:b w:val="0"/>
-                <w:i w:val="0"/>
-                <w:sz w:val="17"/>
-              </w:rPr>
-              <w:t>現在の286件は調査結果報告書と年報が主で、月報・交付金集計表からの数値は一部しか照合していない</w:t>
+              <w:t>受領した確認票を土台にする。</w:t>
+            </w:r>
+            <w:r>
+              <w:rPr>
+                <w:rFonts w:ascii="游ゴシック" w:hAnsi="游ゴシック" w:eastAsia="游ゴシック"/>
+                <w:b w:val="0"/>
+                <w:i w:val="0"/>
+                <w:sz w:val="17"/>
+              </w:rPr>
+              <w:t>1枚のまま回すと回答者が担当外の行まで見ることになる。庁内で取れるものと事業所に照会するものは本書で仕分け済み</w:t>
             </w:r>
           </w:p>
         </w:tc>
@@ -25096,7 +24932,7 @@
                 <w:i w:val="0"/>
                 <w:sz w:val="17"/>
               </w:rPr>
-              <w:t>10月8日（木）</w:t>
+              <w:t>10月7日（水）</w:t>
             </w:r>
           </w:p>
         </w:tc>
@@ -25112,11 +24948,11 @@
             <w:r>
               <w:rPr>
                 <w:rFonts w:ascii="游ゴシック" w:hAnsi="游ゴシック" w:eastAsia="游ゴシック"/>
-                <w:b w:val="0"/>
-                <w:i w:val="0"/>
-                <w:sz w:val="17"/>
-              </w:rPr>
-              <w:t>未着手</w:t>
+                <w:b/>
+                <w:i w:val="0"/>
+                <w:sz w:val="17"/>
+              </w:rPr>
+              <w:t>完了（10月7日（水））</w:t>
             </w:r>
           </w:p>
         </w:tc>
@@ -25138,7 +24974,7 @@
                 <w:i w:val="0"/>
                 <w:sz w:val="17"/>
               </w:rPr>
-              <w:t>T20</w:t>
+              <w:t>T14</w:t>
             </w:r>
           </w:p>
         </w:tc>
@@ -25158,7 +24994,7 @@
                 <w:i w:val="0"/>
                 <w:sz w:val="17"/>
               </w:rPr>
-              <w:t>確認票の2枚化（町向け・事業所向け）</w:t>
+              <w:t>一次資料との突合の対象を広げる</w:t>
             </w:r>
           </w:p>
         </w:tc>
@@ -25178,16 +25014,16 @@
                 <w:i w:val="0"/>
                 <w:sz w:val="17"/>
               </w:rPr>
-              <w:t>受領した確認票を土台にする。</w:t>
-            </w:r>
-            <w:r>
-              <w:rPr>
-                <w:rFonts w:ascii="游ゴシック" w:hAnsi="游ゴシック" w:eastAsia="游ゴシック"/>
-                <w:b w:val="0"/>
-                <w:i w:val="0"/>
-                <w:sz w:val="17"/>
-              </w:rPr>
-              <w:t>1枚のまま回すと回答者が担当外の行まで見ることになる。庁内で取れるものと事業所に照会するものは本書で仕分け済み</w:t>
+              <w:t>原本（年報・国保連月報・交付金の集計表・総合事業ワークシート）が手元にある。</w:t>
+            </w:r>
+            <w:r>
+              <w:rPr>
+                <w:rFonts w:ascii="游ゴシック" w:hAnsi="游ゴシック" w:eastAsia="游ゴシック"/>
+                <w:b w:val="0"/>
+                <w:i w:val="0"/>
+                <w:sz w:val="17"/>
+              </w:rPr>
+              <w:t>現在の286件は調査結果報告書と年報が主で、月報・交付金集計表からの数値は一部しか照合していない</w:t>
             </w:r>
           </w:p>
         </w:tc>
@@ -25438,7 +25274,7 @@
           <w:i w:val="0"/>
           <w:sz w:val="21"/>
         </w:rPr>
-        <w:t>2件・4.0時間。いずれも外部の回答を要しません。</w:t>
+        <w:t>1件・2.0時間。いずれも外部の回答を要しません。</w:t>
       </w:r>
       <w:r>
         <w:rPr>
@@ -25734,128 +25570,6 @@
                 <w:sz w:val="17"/>
               </w:rPr>
               <w:t>10月5日に一次資料の台帳を作ったので、突合の対象を増やすと素案の関連データの裏づけも同時に厚くなる</w:t>
-            </w:r>
-          </w:p>
-        </w:tc>
-      </w:tr>
-      <w:tr>
-        <w:tc>
-          <w:tcPr>
-            <w:tcW w:type="dxa" w:w="510"/>
-            <w:vAlign w:val="center"/>
-          </w:tcPr>
-          <w:p>
-            <w:pPr>
-              <w:spacing w:before="20" w:after="20"/>
-              <w:jc w:val="right"/>
-            </w:pPr>
-            <w:r>
-              <w:rPr>
-                <w:rFonts w:ascii="游ゴシック" w:hAnsi="游ゴシック" w:eastAsia="游ゴシック"/>
-                <w:b w:val="0"/>
-                <w:i w:val="0"/>
-                <w:sz w:val="17"/>
-              </w:rPr>
-              <w:t>2</w:t>
-            </w:r>
-          </w:p>
-        </w:tc>
-        <w:tc>
-          <w:tcPr>
-            <w:tcW w:type="dxa" w:w="567"/>
-            <w:vAlign w:val="center"/>
-          </w:tcPr>
-          <w:p>
-            <w:pPr>
-              <w:spacing w:before="20" w:after="20"/>
-            </w:pPr>
-            <w:r>
-              <w:rPr>
-                <w:rFonts w:ascii="游ゴシック" w:hAnsi="游ゴシック" w:eastAsia="游ゴシック"/>
-                <w:b w:val="0"/>
-                <w:i w:val="0"/>
-                <w:sz w:val="17"/>
-              </w:rPr>
-              <w:t>T20</w:t>
-            </w:r>
-          </w:p>
-        </w:tc>
-        <w:tc>
-          <w:tcPr>
-            <w:tcW w:type="dxa" w:w="2268"/>
-            <w:vAlign w:val="center"/>
-          </w:tcPr>
-          <w:p>
-            <w:pPr>
-              <w:spacing w:before="20" w:after="20"/>
-            </w:pPr>
-            <w:r>
-              <w:rPr>
-                <w:rFonts w:ascii="游ゴシック" w:hAnsi="游ゴシック" w:eastAsia="游ゴシック"/>
-                <w:b w:val="0"/>
-                <w:i w:val="0"/>
-                <w:sz w:val="17"/>
-              </w:rPr>
-              <w:t>確認票の2枚化（町向け・事業所向け）</w:t>
-            </w:r>
-          </w:p>
-        </w:tc>
-        <w:tc>
-          <w:tcPr>
-            <w:tcW w:type="dxa" w:w="680"/>
-            <w:vAlign w:val="center"/>
-          </w:tcPr>
-          <w:p>
-            <w:pPr>
-              <w:spacing w:before="20" w:after="20"/>
-              <w:jc w:val="right"/>
-            </w:pPr>
-            <w:r>
-              <w:rPr>
-                <w:rFonts w:ascii="游ゴシック" w:hAnsi="游ゴシック" w:eastAsia="游ゴシック"/>
-                <w:b w:val="0"/>
-                <w:i w:val="0"/>
-                <w:sz w:val="17"/>
-              </w:rPr>
-              <w:t>2.0</w:t>
-            </w:r>
-          </w:p>
-        </w:tc>
-        <w:tc>
-          <w:tcPr>
-            <w:tcW w:type="dxa" w:w="5726"/>
-            <w:vAlign w:val="center"/>
-          </w:tcPr>
-          <w:p>
-            <w:pPr>
-              <w:spacing w:before="20" w:after="20"/>
-            </w:pPr>
-            <w:r>
-              <w:rPr>
-                <w:rFonts w:ascii="游ゴシック" w:hAnsi="游ゴシック" w:eastAsia="游ゴシック"/>
-                <w:b/>
-                <w:i w:val="0"/>
-                <w:sz w:val="17"/>
-              </w:rPr>
-              <w:t>受領した確認票を土台にする。</w:t>
-            </w:r>
-            <w:r>
-              <w:rPr>
-                <w:rFonts w:ascii="游ゴシック" w:hAnsi="游ゴシック" w:eastAsia="游ゴシック"/>
-                <w:b/>
-                <w:i w:val="0"/>
-                <w:sz w:val="17"/>
-              </w:rPr>
-              <w:t>1枚のまま回すと回答者が担当外の行まで見ることになる。</w:t>
-            </w:r>
-            <w:r>
-              <w:rPr>
-                <w:rFonts w:ascii="游ゴシック" w:hAnsi="游ゴシック" w:eastAsia="游ゴシック"/>
-                <w:b w:val="0"/>
-                <w:i w:val="0"/>
-                <w:sz w:val="17"/>
-              </w:rPr>
-              <w:t>庁内で取れるものと事業所に照会するものは仕分け済み</w:t>
             </w:r>
           </w:p>
         </w:tc>

--- a/小野町_引継ぎ_整理済/17_業務進捗管理/小野町_ペンディング整理と作業順位_20261007.docx
+++ b/小野町_引継ぎ_整理済/17_業務進捗管理/小野町_ペンディング整理と作業順位_20261007.docx
@@ -1479,7 +1479,7 @@
           <w:i w:val="0"/>
           <w:sz w:val="21"/>
         </w:rPr>
-        <w:t>町・国・県の回答を待たずに進められる作業は20件・53.5時間分あり、うち18件（45.5時間）が令和8年10月7日までに済んでいます。</w:t>
+        <w:t>町・国・県の回答を待たずに進められる作業は20件・53.5時間分あり、うち19件（47.5時間）が令和8年10月7日までに済んでいます。</w:t>
       </w:r>
       <w:r>
         <w:rPr>
@@ -1488,7 +1488,7 @@
           <w:i w:val="0"/>
           <w:sz w:val="21"/>
         </w:rPr>
-        <w:t>令和8年10月8日は残り2件のうち1件（2.0時間）に着手します。</w:t>
+        <w:t>令和8年10月8日は残り1件のうち1件（6.0時間）に着手します。</w:t>
       </w:r>
     </w:p>
     <w:p>
@@ -1502,7 +1502,7 @@
           <w:i w:val="0"/>
           <w:sz w:val="21"/>
         </w:rPr>
-        <w:t>進捗の乖離を測ったところ、高齢者計画は予定より+14.9ポイント、障がい計画は+3.7ポイントでした。</w:t>
+        <w:t>進捗の乖離を測ったところ、高齢者計画は予定より+15.0ポイント、障がい計画は+3.7ポイントでした。</w:t>
       </w:r>
       <w:r>
         <w:rPr>
@@ -18799,7 +18799,7 @@
                 <w:i w:val="0"/>
                 <w:sz w:val="17"/>
               </w:rPr>
-              <w:t>70.7％</w:t>
+              <w:t>70.9％</w:t>
             </w:r>
           </w:p>
         </w:tc>
@@ -18820,7 +18820,7 @@
                 <w:i w:val="0"/>
                 <w:sz w:val="17"/>
               </w:rPr>
-              <w:t>+14.9pt</w:t>
+              <w:t>+15.0pt</w:t>
             </w:r>
           </w:p>
         </w:tc>
@@ -19047,7 +19047,7 @@
           <w:i w:val="0"/>
           <w:sz w:val="21"/>
         </w:rPr>
-        <w:t>高齢者計画は予定を+14.9ポイント上回っています。</w:t>
+        <w:t>高齢者計画は予定を+15.0ポイント上回っています。</w:t>
       </w:r>
       <w:r>
         <w:rPr>
@@ -22307,7 +22307,7 @@
           <w:i w:val="0"/>
           <w:sz w:val="21"/>
         </w:rPr>
-        <w:t>うち18件・45.5時間は令和8年10月7日までに済みました。</w:t>
+        <w:t>うち19件・47.5時間は令和8年10月7日までに済みました。</w:t>
       </w:r>
       <w:r>
         <w:rPr>
@@ -25064,7 +25064,7 @@
                 <w:i w:val="0"/>
                 <w:sz w:val="17"/>
               </w:rPr>
-              <w:t>10月8日（木）</w:t>
+              <w:t>10月7日（水）</w:t>
             </w:r>
           </w:p>
         </w:tc>
@@ -25080,11 +25080,11 @@
             <w:r>
               <w:rPr>
                 <w:rFonts w:ascii="游ゴシック" w:hAnsi="游ゴシック" w:eastAsia="游ゴシック"/>
-                <w:b w:val="0"/>
-                <w:i w:val="0"/>
-                <w:sz w:val="17"/>
-              </w:rPr>
-              <w:t>未着手</w:t>
+                <w:b/>
+                <w:i w:val="0"/>
+                <w:sz w:val="17"/>
+              </w:rPr>
+              <w:t>完了（10月7日（水））</w:t>
             </w:r>
           </w:p>
         </w:tc>
@@ -25196,7 +25196,7 @@
                 <w:i w:val="0"/>
                 <w:sz w:val="17"/>
               </w:rPr>
-              <w:t>10月9日（金）</w:t>
+              <w:t>10月8日（木）</w:t>
             </w:r>
           </w:p>
         </w:tc>
@@ -25274,7 +25274,7 @@
           <w:i w:val="0"/>
           <w:sz w:val="21"/>
         </w:rPr>
-        <w:t>1件・2.0時間。いずれも外部の回答を要しません。</w:t>
+        <w:t>1件・6.0時間。いずれも外部の回答を要しません。</w:t>
       </w:r>
       <w:r>
         <w:rPr>
@@ -25499,7 +25499,7 @@
                 <w:i w:val="0"/>
                 <w:sz w:val="17"/>
               </w:rPr>
-              <w:t>T14</w:t>
+              <w:t>T12</w:t>
             </w:r>
           </w:p>
         </w:tc>
@@ -25519,7 +25519,7 @@
                 <w:i w:val="0"/>
                 <w:sz w:val="17"/>
               </w:rPr>
-              <w:t>一次資料との突合の対象を広げる</w:t>
+              <w:t>障がい計画の素案の改訂（第2版）</w:t>
             </w:r>
           </w:p>
         </w:tc>
@@ -25540,7 +25540,7 @@
                 <w:i w:val="0"/>
                 <w:sz w:val="17"/>
               </w:rPr>
-              <w:t>2.0</w:t>
+              <w:t>6.0</w:t>
             </w:r>
           </w:p>
         </w:tc>
@@ -25560,7 +25560,16 @@
                 <w:i w:val="0"/>
                 <w:sz w:val="17"/>
               </w:rPr>
-              <w:t>原本（年報・国保連月報・交付金の集計表）が手元にある。</w:t>
+              <w:t>外部条件に依存しない。</w:t>
+            </w:r>
+            <w:r>
+              <w:rPr>
+                <w:rFonts w:ascii="游ゴシック" w:hAnsi="游ゴシック" w:eastAsia="游ゴシック"/>
+                <w:b w:val="0"/>
+                <w:i w:val="0"/>
+                <w:sz w:val="17"/>
+              </w:rPr>
+              <w:t>障がい計画の律速要因そのもので、</w:t>
             </w:r>
             <w:r>
               <w:rPr>
@@ -25569,7 +25578,7 @@
                 <w:i w:val="0"/>
                 <w:sz w:val="17"/>
               </w:rPr>
-              <w:t>10月5日に一次資料の台帳を作ったので、突合の対象を増やすと素案の関連データの裏づけも同時に厚くなる</w:t>
+              <w:t>調査が動き出したときに素案づくりが律速にならないようにする</w:t>
             </w:r>
           </w:p>
         </w:tc>
@@ -25737,110 +25746,6 @@
                 <w:sz w:val="17"/>
               </w:rPr>
               <w:t>時間</w:t>
-            </w:r>
-          </w:p>
-        </w:tc>
-      </w:tr>
-      <w:tr>
-        <w:tc>
-          <w:tcPr>
-            <w:tcW w:type="dxa" w:w="1361"/>
-            <w:vAlign w:val="center"/>
-          </w:tcPr>
-          <w:p>
-            <w:pPr>
-              <w:spacing w:before="20" w:after="20"/>
-            </w:pPr>
-            <w:r>
-              <w:rPr>
-                <w:rFonts w:ascii="游ゴシック" w:hAnsi="游ゴシック" w:eastAsia="游ゴシック"/>
-                <w:b w:val="0"/>
-                <w:i w:val="0"/>
-                <w:sz w:val="17"/>
-              </w:rPr>
-              <w:t>10月9日（金）</w:t>
-            </w:r>
-          </w:p>
-        </w:tc>
-        <w:tc>
-          <w:tcPr>
-            <w:tcW w:type="dxa" w:w="510"/>
-            <w:vAlign w:val="center"/>
-          </w:tcPr>
-          <w:p>
-            <w:pPr>
-              <w:spacing w:before="20" w:after="20"/>
-              <w:jc w:val="right"/>
-            </w:pPr>
-            <w:r>
-              <w:rPr>
-                <w:rFonts w:ascii="游ゴシック" w:hAnsi="游ゴシック" w:eastAsia="游ゴシック"/>
-                <w:b w:val="0"/>
-                <w:i w:val="0"/>
-                <w:sz w:val="17"/>
-              </w:rPr>
-              <w:t>1</w:t>
-            </w:r>
-          </w:p>
-        </w:tc>
-        <w:tc>
-          <w:tcPr>
-            <w:tcW w:type="dxa" w:w="567"/>
-            <w:vAlign w:val="center"/>
-          </w:tcPr>
-          <w:p>
-            <w:pPr>
-              <w:spacing w:before="20" w:after="20"/>
-            </w:pPr>
-            <w:r>
-              <w:rPr>
-                <w:rFonts w:ascii="游ゴシック" w:hAnsi="游ゴシック" w:eastAsia="游ゴシック"/>
-                <w:b w:val="0"/>
-                <w:i w:val="0"/>
-                <w:sz w:val="17"/>
-              </w:rPr>
-              <w:t>T12</w:t>
-            </w:r>
-          </w:p>
-        </w:tc>
-        <w:tc>
-          <w:tcPr>
-            <w:tcW w:type="dxa" w:w="6066"/>
-            <w:vAlign w:val="center"/>
-          </w:tcPr>
-          <w:p>
-            <w:pPr>
-              <w:spacing w:before="20" w:after="20"/>
-            </w:pPr>
-            <w:r>
-              <w:rPr>
-                <w:rFonts w:ascii="游ゴシック" w:hAnsi="游ゴシック" w:eastAsia="游ゴシック"/>
-                <w:b w:val="0"/>
-                <w:i w:val="0"/>
-                <w:sz w:val="17"/>
-              </w:rPr>
-              <w:t>障がい計画の素案の改訂（第2版）</w:t>
-            </w:r>
-          </w:p>
-        </w:tc>
-        <w:tc>
-          <w:tcPr>
-            <w:tcW w:type="dxa" w:w="1247"/>
-            <w:vAlign w:val="center"/>
-          </w:tcPr>
-          <w:p>
-            <w:pPr>
-              <w:spacing w:before="20" w:after="20"/>
-              <w:jc w:val="right"/>
-            </w:pPr>
-            <w:r>
-              <w:rPr>
-                <w:rFonts w:ascii="游ゴシック" w:hAnsi="游ゴシック" w:eastAsia="游ゴシック"/>
-                <w:b w:val="0"/>
-                <w:i w:val="0"/>
-                <w:sz w:val="17"/>
-              </w:rPr>
-              <w:t>6.0</w:t>
             </w:r>
           </w:p>
         </w:tc>

--- a/小野町_引継ぎ_整理済/17_業務進捗管理/小野町_ペンディング整理と作業順位_20261007.docx
+++ b/小野町_引継ぎ_整理済/17_業務進捗管理/小野町_ペンディング整理と作業順位_20261007.docx
@@ -1388,6 +1388,7 @@
     </w:p>
     <w:p>
       <w:pPr>
+        <w:pStyle w:val="Heading1"/>
         <w:keepNext/>
         <w:spacing w:before="240" w:after="100"/>
       </w:pPr>
@@ -2263,6 +2264,7 @@
     </w:p>
     <w:p>
       <w:pPr>
+        <w:pStyle w:val="Heading1"/>
         <w:keepNext/>
         <w:spacing w:before="240" w:after="100"/>
       </w:pPr>
@@ -2281,6 +2283,7 @@
     </w:p>
     <w:p>
       <w:pPr>
+        <w:pStyle w:val="Heading2"/>
         <w:keepNext/>
         <w:spacing w:before="180" w:after="100"/>
       </w:pPr>
@@ -2924,6 +2927,7 @@
     </w:p>
     <w:p>
       <w:pPr>
+        <w:pStyle w:val="Heading2"/>
         <w:keepNext/>
         <w:spacing w:before="180" w:after="100"/>
       </w:pPr>
@@ -4149,6 +4153,7 @@
     </w:p>
     <w:p>
       <w:pPr>
+        <w:pStyle w:val="Heading2"/>
         <w:keepNext/>
         <w:spacing w:before="180" w:after="100"/>
       </w:pPr>
@@ -9822,6 +9827,7 @@
     </w:p>
     <w:p>
       <w:pPr>
+        <w:pStyle w:val="Heading2"/>
         <w:keepNext/>
         <w:spacing w:before="180" w:after="100"/>
       </w:pPr>
@@ -13367,6 +13373,7 @@
     </w:p>
     <w:p>
       <w:pPr>
+        <w:pStyle w:val="Heading1"/>
         <w:keepNext/>
         <w:spacing w:before="240" w:after="100"/>
       </w:pPr>
@@ -13408,6 +13415,7 @@
     </w:p>
     <w:p>
       <w:pPr>
+        <w:pStyle w:val="Heading2"/>
         <w:keepNext/>
         <w:spacing w:before="180" w:after="100"/>
       </w:pPr>
@@ -14628,6 +14636,7 @@
     </w:p>
     <w:p>
       <w:pPr>
+        <w:pStyle w:val="Heading2"/>
         <w:keepNext/>
         <w:spacing w:before="180" w:after="100"/>
       </w:pPr>
@@ -14921,6 +14930,7 @@
     </w:p>
     <w:p>
       <w:pPr>
+        <w:pStyle w:val="Heading2"/>
         <w:keepNext/>
         <w:spacing w:before="180" w:after="100"/>
       </w:pPr>
@@ -17180,6 +17190,7 @@
     </w:p>
     <w:p>
       <w:pPr>
+        <w:pStyle w:val="Heading2"/>
         <w:keepNext/>
         <w:spacing w:before="180" w:after="100"/>
       </w:pPr>
@@ -17809,6 +17820,7 @@
     </w:p>
     <w:p>
       <w:pPr>
+        <w:pStyle w:val="Heading2"/>
         <w:keepNext/>
         <w:spacing w:before="180" w:after="100"/>
       </w:pPr>
@@ -18205,6 +18217,7 @@
     </w:p>
     <w:p>
       <w:pPr>
+        <w:pStyle w:val="Heading2"/>
         <w:keepNext/>
         <w:spacing w:before="180" w:after="100"/>
       </w:pPr>
@@ -18489,6 +18502,7 @@
     </w:p>
     <w:p>
       <w:pPr>
+        <w:pStyle w:val="Heading1"/>
         <w:keepNext/>
         <w:spacing w:before="240" w:after="100"/>
       </w:pPr>
@@ -19070,6 +19084,7 @@
     </w:p>
     <w:p>
       <w:pPr>
+        <w:pStyle w:val="Heading2"/>
         <w:keepNext/>
         <w:spacing w:before="180" w:after="100"/>
       </w:pPr>
@@ -19088,6 +19103,7 @@
     </w:p>
     <w:p>
       <w:pPr>
+        <w:pStyle w:val="Heading3"/>
         <w:keepNext/>
         <w:spacing w:before="180" w:after="80"/>
       </w:pPr>
@@ -20691,6 +20707,7 @@
     </w:p>
     <w:p>
       <w:pPr>
+        <w:pStyle w:val="Heading3"/>
         <w:keepNext/>
         <w:spacing w:before="180" w:after="80"/>
       </w:pPr>
@@ -22103,6 +22120,7 @@
     </w:p>
     <w:p>
       <w:pPr>
+        <w:pStyle w:val="Heading2"/>
         <w:keepNext/>
         <w:spacing w:before="180" w:after="100"/>
       </w:pPr>
@@ -22271,6 +22289,7 @@
     </w:p>
     <w:p>
       <w:pPr>
+        <w:pStyle w:val="Heading1"/>
         <w:keepNext/>
         <w:spacing w:before="240" w:after="100"/>
       </w:pPr>
@@ -25229,6 +25248,7 @@
     </w:p>
     <w:p>
       <w:pPr>
+        <w:pStyle w:val="Heading1"/>
         <w:keepNext/>
         <w:spacing w:before="240" w:after="100"/>
       </w:pPr>
@@ -25247,6 +25267,7 @@
     </w:p>
     <w:p>
       <w:pPr>
+        <w:pStyle w:val="Heading2"/>
         <w:keepNext/>
         <w:spacing w:before="180" w:after="100"/>
       </w:pPr>
@@ -25591,6 +25612,7 @@
     </w:p>
     <w:p>
       <w:pPr>
+        <w:pStyle w:val="Heading2"/>
         <w:keepNext/>
         <w:spacing w:before="180" w:after="100"/>
       </w:pPr>
@@ -25790,6 +25812,7 @@
     </w:p>
     <w:p>
       <w:pPr>
+        <w:pStyle w:val="Heading1"/>
         <w:keepNext/>
         <w:spacing w:before="240" w:after="100"/>
       </w:pPr>
@@ -29961,6 +29984,7 @@
     <w:rPr>
       <w:rFonts w:ascii="游ゴシック" w:hAnsi="游ゴシック" w:eastAsia="游ゴシック"/>
       <w:sz w:val="21"/>
+      <w:lang w:val="en-US" w:eastAsia="ja-JP"/>
     </w:rPr>
   </w:style>
   <w:style w:type="paragraph" w:styleId="Header">
@@ -30018,15 +30042,17 @@
     <w:pPr>
       <w:keepNext/>
       <w:keepLines/>
-      <w:spacing w:before="480" w:after="0"/>
+      <w:spacing w:before="240" w:after="100"/>
+      <w:ind w:left="0" w:firstLine="0"/>
       <w:outlineLvl w:val="0"/>
     </w:pPr>
     <w:rPr>
-      <w:rFonts w:asciiTheme="majorHAnsi" w:eastAsiaTheme="majorEastAsia" w:hAnsiTheme="majorHAnsi" w:cstheme="majorBidi"/>
+      <w:rFonts w:asciiTheme="majorHAnsi" w:eastAsiaTheme="majorEastAsia" w:hAnsiTheme="majorHAnsi" w:cstheme="majorBidi" w:ascii="游ゴシック" w:hAnsi="游ゴシック" w:eastAsia="游ゴシック"/>
       <w:b/>
       <w:bCs/>
-      <w:color w:val="365F91" w:themeColor="accent1" w:themeShade="BF"/>
-      <w:sz w:val="28"/>
+      <w:i w:val="0"/>
+      <w:color w:val="2E74B5"/>
+      <w:sz w:val="30"/>
       <w:szCs w:val="28"/>
     </w:rPr>
   </w:style>
@@ -30042,15 +30068,17 @@
     <w:pPr>
       <w:keepNext/>
       <w:keepLines/>
-      <w:spacing w:before="200" w:after="0"/>
+      <w:spacing w:before="180" w:after="100"/>
+      <w:ind w:left="0" w:firstLine="0"/>
       <w:outlineLvl w:val="1"/>
     </w:pPr>
     <w:rPr>
-      <w:rFonts w:asciiTheme="majorHAnsi" w:eastAsiaTheme="majorEastAsia" w:hAnsiTheme="majorHAnsi" w:cstheme="majorBidi"/>
+      <w:rFonts w:asciiTheme="majorHAnsi" w:eastAsiaTheme="majorEastAsia" w:hAnsiTheme="majorHAnsi" w:cstheme="majorBidi" w:ascii="游ゴシック" w:hAnsi="游ゴシック" w:eastAsia="游ゴシック"/>
       <w:b/>
       <w:bCs/>
-      <w:color w:val="4F81BD" w:themeColor="accent1"/>
-      <w:sz w:val="26"/>
+      <w:i w:val="0"/>
+      <w:color w:val="2E74B5"/>
+      <w:sz w:val="25"/>
       <w:szCs w:val="26"/>
     </w:rPr>
   </w:style>
@@ -30066,14 +30094,17 @@
     <w:pPr>
       <w:keepNext/>
       <w:keepLines/>
-      <w:spacing w:before="200" w:after="0"/>
+      <w:spacing w:before="180" w:after="80"/>
+      <w:ind w:left="0" w:firstLine="0"/>
       <w:outlineLvl w:val="2"/>
     </w:pPr>
     <w:rPr>
-      <w:rFonts w:asciiTheme="majorHAnsi" w:eastAsiaTheme="majorEastAsia" w:hAnsiTheme="majorHAnsi" w:cstheme="majorBidi"/>
+      <w:rFonts w:asciiTheme="majorHAnsi" w:eastAsiaTheme="majorEastAsia" w:hAnsiTheme="majorHAnsi" w:cstheme="majorBidi" w:ascii="游ゴシック" w:hAnsi="游ゴシック" w:eastAsia="游ゴシック"/>
       <w:b/>
       <w:bCs/>
-      <w:color w:val="4F81BD" w:themeColor="accent1"/>
+      <w:i w:val="0"/>
+      <w:color w:val="1F4D78"/>
+      <w:sz w:val="22"/>
     </w:rPr>
   </w:style>
   <w:style w:type="paragraph" w:styleId="Heading4">

--- a/小野町_引継ぎ_整理済/17_業務進捗管理/小野町_ペンディング整理と作業順位_20261007.docx
+++ b/小野町_引継ぎ_整理済/17_業務進捗管理/小野町_ペンディング整理と作業順位_20261007.docx
@@ -2002,6 +2002,7 @@
           </w:tcPr>
           <w:p>
             <w:pPr>
+              <w:keepNext/>
               <w:spacing w:before="20" w:after="20"/>
               <w:jc w:val="right"/>
             </w:pPr>
@@ -2023,6 +2024,7 @@
           </w:tcPr>
           <w:p>
             <w:pPr>
+              <w:keepNext/>
               <w:spacing w:before="20" w:after="20"/>
             </w:pPr>
             <w:r>
@@ -2043,6 +2045,7 @@
           </w:tcPr>
           <w:p>
             <w:pPr>
+              <w:keepNext/>
               <w:spacing w:before="20" w:after="20"/>
             </w:pPr>
             <w:r>
@@ -2063,6 +2066,7 @@
           </w:tcPr>
           <w:p>
             <w:pPr>
+              <w:keepNext/>
               <w:spacing w:before="20" w:after="20"/>
             </w:pPr>
             <w:r>
@@ -2083,6 +2087,7 @@
           </w:tcPr>
           <w:p>
             <w:pPr>
+              <w:keepNext/>
               <w:spacing w:before="20" w:after="20"/>
             </w:pPr>
             <w:r>
@@ -2696,6 +2701,7 @@
           </w:tcPr>
           <w:p>
             <w:pPr>
+              <w:keepNext/>
               <w:spacing w:before="20" w:after="20"/>
             </w:pPr>
             <w:r>
@@ -2716,6 +2722,7 @@
           </w:tcPr>
           <w:p>
             <w:pPr>
+              <w:keepNext/>
               <w:spacing w:before="20" w:after="20"/>
             </w:pPr>
             <w:r>
@@ -2736,6 +2743,7 @@
           </w:tcPr>
           <w:p>
             <w:pPr>
+              <w:keepNext/>
               <w:spacing w:before="20" w:after="20"/>
               <w:jc w:val="right"/>
             </w:pPr>
@@ -2757,6 +2765,7 @@
           </w:tcPr>
           <w:p>
             <w:pPr>
+              <w:keepNext/>
               <w:spacing w:before="20" w:after="20"/>
             </w:pPr>
             <w:r>
@@ -2777,6 +2786,7 @@
           </w:tcPr>
           <w:p>
             <w:pPr>
+              <w:keepNext/>
               <w:spacing w:before="20" w:after="20"/>
               <w:jc w:val="right"/>
             </w:pPr>
@@ -17614,6 +17624,7 @@
           </w:tcPr>
           <w:p>
             <w:pPr>
+              <w:keepNext/>
               <w:spacing w:before="20" w:after="20"/>
               <w:jc w:val="right"/>
             </w:pPr>
@@ -17635,6 +17646,7 @@
           </w:tcPr>
           <w:p>
             <w:pPr>
+              <w:keepNext/>
               <w:spacing w:before="20" w:after="20"/>
             </w:pPr>
             <w:r>
@@ -17655,6 +17667,7 @@
           </w:tcPr>
           <w:p>
             <w:pPr>
+              <w:keepNext/>
               <w:spacing w:before="20" w:after="20"/>
             </w:pPr>
             <w:r>
@@ -17675,6 +17688,7 @@
           </w:tcPr>
           <w:p>
             <w:pPr>
+              <w:keepNext/>
               <w:spacing w:before="20" w:after="20"/>
             </w:pPr>
             <w:r>
@@ -17695,6 +17709,7 @@
           </w:tcPr>
           <w:p>
             <w:pPr>
+              <w:keepNext/>
               <w:spacing w:before="20" w:after="20"/>
             </w:pPr>
             <w:r>
@@ -18011,6 +18026,7 @@
           </w:tcPr>
           <w:p>
             <w:pPr>
+              <w:keepNext/>
               <w:spacing w:before="20" w:after="20"/>
               <w:jc w:val="right"/>
             </w:pPr>
@@ -18032,6 +18048,7 @@
           </w:tcPr>
           <w:p>
             <w:pPr>
+              <w:keepNext/>
               <w:spacing w:before="20" w:after="20"/>
             </w:pPr>
             <w:r>
@@ -18052,6 +18069,7 @@
           </w:tcPr>
           <w:p>
             <w:pPr>
+              <w:keepNext/>
               <w:spacing w:before="20" w:after="20"/>
             </w:pPr>
             <w:r>
@@ -18072,6 +18090,7 @@
           </w:tcPr>
           <w:p>
             <w:pPr>
+              <w:keepNext/>
               <w:spacing w:before="20" w:after="20"/>
             </w:pPr>
             <w:r>
@@ -18092,6 +18111,7 @@
           </w:tcPr>
           <w:p>
             <w:pPr>
+              <w:keepNext/>
               <w:spacing w:before="20" w:after="20"/>
             </w:pPr>
             <w:r>
@@ -18741,6 +18761,7 @@
           </w:tcPr>
           <w:p>
             <w:pPr>
+              <w:keepNext/>
               <w:spacing w:before="20" w:after="20"/>
             </w:pPr>
             <w:r>
@@ -18761,6 +18782,7 @@
           </w:tcPr>
           <w:p>
             <w:pPr>
+              <w:keepNext/>
               <w:spacing w:before="20" w:after="20"/>
               <w:jc w:val="right"/>
             </w:pPr>
@@ -18782,6 +18804,7 @@
           </w:tcPr>
           <w:p>
             <w:pPr>
+              <w:keepNext/>
               <w:spacing w:before="20" w:after="20"/>
               <w:jc w:val="right"/>
             </w:pPr>
@@ -18803,6 +18826,7 @@
           </w:tcPr>
           <w:p>
             <w:pPr>
+              <w:keepNext/>
               <w:spacing w:before="20" w:after="20"/>
               <w:jc w:val="right"/>
             </w:pPr>
@@ -18824,6 +18848,7 @@
           </w:tcPr>
           <w:p>
             <w:pPr>
+              <w:keepNext/>
               <w:spacing w:before="20" w:after="20"/>
               <w:jc w:val="right"/>
             </w:pPr>
@@ -18845,6 +18870,7 @@
           </w:tcPr>
           <w:p>
             <w:pPr>
+              <w:keepNext/>
               <w:spacing w:before="20" w:after="20"/>
               <w:jc w:val="right"/>
             </w:pPr>
@@ -18866,6 +18892,7 @@
           </w:tcPr>
           <w:p>
             <w:pPr>
+              <w:keepNext/>
               <w:spacing w:before="20" w:after="20"/>
               <w:jc w:val="right"/>
             </w:pPr>

--- a/小野町_引継ぎ_整理済/17_業務進捗管理/小野町_ペンディング整理と作業順位_20261007.docx
+++ b/小野町_引継ぎ_整理済/17_業務進捗管理/小野町_ペンディング整理と作業順位_20261007.docx
@@ -3935,6 +3935,7 @@
           </w:tcPr>
           <w:p>
             <w:pPr>
+              <w:keepNext/>
               <w:spacing w:before="20" w:after="20"/>
             </w:pPr>
             <w:r>
@@ -3955,6 +3956,7 @@
           </w:tcPr>
           <w:p>
             <w:pPr>
+              <w:keepNext/>
               <w:spacing w:before="20" w:after="20"/>
               <w:jc w:val="right"/>
             </w:pPr>
@@ -3976,6 +3978,7 @@
           </w:tcPr>
           <w:p>
             <w:pPr>
+              <w:keepNext/>
               <w:spacing w:before="20" w:after="20"/>
               <w:jc w:val="right"/>
             </w:pPr>
@@ -3997,6 +4000,7 @@
           </w:tcPr>
           <w:p>
             <w:pPr>
+              <w:keepNext/>
               <w:spacing w:before="20" w:after="20"/>
               <w:jc w:val="right"/>
             </w:pPr>
@@ -4018,6 +4022,7 @@
           </w:tcPr>
           <w:p>
             <w:pPr>
+              <w:keepNext/>
               <w:spacing w:before="20" w:after="20"/>
             </w:pPr>
             <w:r>
@@ -14440,6 +14445,7 @@
           </w:tcPr>
           <w:p>
             <w:pPr>
+              <w:keepNext/>
               <w:spacing w:before="20" w:after="20"/>
               <w:jc w:val="right"/>
             </w:pPr>
@@ -14461,6 +14467,7 @@
           </w:tcPr>
           <w:p>
             <w:pPr>
+              <w:keepNext/>
               <w:spacing w:before="20" w:after="20"/>
             </w:pPr>
             <w:r>
@@ -14481,6 +14488,7 @@
           </w:tcPr>
           <w:p>
             <w:pPr>
+              <w:keepNext/>
               <w:spacing w:before="20" w:after="20"/>
             </w:pPr>
             <w:r>
@@ -14501,6 +14509,7 @@
           </w:tcPr>
           <w:p>
             <w:pPr>
+              <w:keepNext/>
               <w:spacing w:before="20" w:after="20"/>
             </w:pPr>
             <w:r>
@@ -14521,6 +14530,7 @@
           </w:tcPr>
           <w:p>
             <w:pPr>
+              <w:keepNext/>
               <w:spacing w:before="20" w:after="20"/>
             </w:pPr>
             <w:r>
@@ -20361,6 +20371,7 @@
           </w:tcPr>
           <w:p>
             <w:pPr>
+              <w:keepNext/>
               <w:spacing w:before="20" w:after="20"/>
             </w:pPr>
             <w:r>
@@ -20381,6 +20392,7 @@
           </w:tcPr>
           <w:p>
             <w:pPr>
+              <w:keepNext/>
               <w:spacing w:before="20" w:after="20"/>
             </w:pPr>
             <w:r>
@@ -20401,6 +20413,7 @@
           </w:tcPr>
           <w:p>
             <w:pPr>
+              <w:keepNext/>
               <w:spacing w:before="20" w:after="20"/>
             </w:pPr>
             <w:r>
@@ -20421,6 +20434,7 @@
           </w:tcPr>
           <w:p>
             <w:pPr>
+              <w:keepNext/>
               <w:spacing w:before="20" w:after="20"/>
             </w:pPr>
             <w:r>
@@ -20441,6 +20455,7 @@
           </w:tcPr>
           <w:p>
             <w:pPr>
+              <w:keepNext/>
               <w:spacing w:before="20" w:after="20"/>
               <w:jc w:val="right"/>
             </w:pPr>
@@ -20462,6 +20477,7 @@
           </w:tcPr>
           <w:p>
             <w:pPr>
+              <w:keepNext/>
               <w:spacing w:before="20" w:after="20"/>
               <w:jc w:val="right"/>
             </w:pPr>
@@ -20483,6 +20499,7 @@
           </w:tcPr>
           <w:p>
             <w:pPr>
+              <w:keepNext/>
               <w:spacing w:before="20" w:after="20"/>
             </w:pPr>
             <w:r>
@@ -20503,6 +20520,7 @@
           </w:tcPr>
           <w:p>
             <w:pPr>
+              <w:keepNext/>
               <w:spacing w:before="20" w:after="20"/>
             </w:pPr>
             <w:r>
@@ -21792,6 +21810,7 @@
           </w:tcPr>
           <w:p>
             <w:pPr>
+              <w:keepNext/>
               <w:spacing w:before="20" w:after="20"/>
             </w:pPr>
             <w:r>
@@ -21812,6 +21831,7 @@
           </w:tcPr>
           <w:p>
             <w:pPr>
+              <w:keepNext/>
               <w:spacing w:before="20" w:after="20"/>
             </w:pPr>
             <w:r>
@@ -21832,6 +21852,7 @@
           </w:tcPr>
           <w:p>
             <w:pPr>
+              <w:keepNext/>
               <w:spacing w:before="20" w:after="20"/>
             </w:pPr>
             <w:r>
@@ -21852,6 +21873,7 @@
           </w:tcPr>
           <w:p>
             <w:pPr>
+              <w:keepNext/>
               <w:spacing w:before="20" w:after="20"/>
             </w:pPr>
             <w:r>
@@ -21872,6 +21894,7 @@
           </w:tcPr>
           <w:p>
             <w:pPr>
+              <w:keepNext/>
               <w:spacing w:before="20" w:after="20"/>
               <w:jc w:val="right"/>
             </w:pPr>
@@ -21893,6 +21916,7 @@
           </w:tcPr>
           <w:p>
             <w:pPr>
+              <w:keepNext/>
               <w:spacing w:before="20" w:after="20"/>
               <w:jc w:val="right"/>
             </w:pPr>
@@ -21914,6 +21938,7 @@
           </w:tcPr>
           <w:p>
             <w:pPr>
+              <w:keepNext/>
               <w:spacing w:before="20" w:after="20"/>
             </w:pPr>
             <w:r>
@@ -21934,6 +21959,7 @@
           </w:tcPr>
           <w:p>
             <w:pPr>
+              <w:keepNext/>
               <w:spacing w:before="20" w:after="20"/>
             </w:pPr>
             <w:r>
